--- a/Report.docx
+++ b/Report.docx
@@ -94,27 +94,31 @@
       </w:r>
     </w:p>
     <w:p>
-      <w:pPr>
-        <w:pStyle w:val="Sectionheading"/>
-      </w:pPr>
-      <w:r>
-        <w:t>Current State-of-the-art</w:t>
+      <w:r>
+        <w:t>The dataset selected contains 10,000 shot records</w:t>
       </w:r>
     </w:p>
     <w:p>
       <w:pPr>
-        <w:pStyle w:val="Subsectionheading"/>
-      </w:pPr>
-      <w:r>
-        <w:t>Visualisations in Archery</w:t>
+        <w:pStyle w:val="Sectionheading"/>
+      </w:pPr>
+      <w:r>
+        <w:t>Current State-of-the-art</w:t>
       </w:r>
     </w:p>
     <w:p>
+      <w:pPr>
+        <w:pStyle w:val="Subsectionheading"/>
+      </w:pPr>
+      <w:r>
+        <w:t>Visualisations in Archery</w:t>
+      </w:r>
+    </w:p>
+    <w:p>
       <w:r>
         <w:t>Visualisations in archery are commonly found in television broadcasts and training applications.</w:t>
       </w:r>
     </w:p>
-    <w:p/>
     <w:p>
       <w:pPr>
         <w:rPr>
@@ -135,6 +139,12 @@
         </w:rPr>
         <w:t xml:space="preserve"> 2D circular representations showing an average grouping, or clustering of groups representing shot density. These visualisations focus purely on the result and have no consideration or link to variables affecting the result such as wind.</w:t>
       </w:r>
+      <w:r>
+        <w:rPr>
+          <w:color w:val="000000" w:themeColor="text1"/>
+        </w:rPr>
+        <w:t xml:space="preserve"> </w:t>
+      </w:r>
     </w:p>
     <w:p>
       <w:pPr>
@@ -142,12 +152,6 @@
           <w:color w:val="000000" w:themeColor="text1"/>
         </w:rPr>
       </w:pPr>
-      <w:r>
-        <w:rPr>
-          <w:color w:val="000000" w:themeColor="text1"/>
-        </w:rPr>
-        <w:t xml:space="preserve"> </w:t>
-      </w:r>
     </w:p>
     <w:tbl>
       <w:tblPr>
@@ -262,15 +266,6 @@
     <w:p>
       <w:pPr>
         <w:rPr>
-          <w:b/>
-          <w:bCs/>
-          <w:color w:val="000000" w:themeColor="text1"/>
-        </w:rPr>
-      </w:pPr>
-    </w:p>
-    <w:p>
-      <w:pPr>
-        <w:rPr>
           <w:color w:val="000000" w:themeColor="text1"/>
         </w:rPr>
       </w:pPr>
@@ -563,13 +558,6 @@
           <w:color w:val="000000" w:themeColor="text1"/>
         </w:rPr>
       </w:pPr>
-    </w:p>
-    <w:p>
-      <w:pPr>
-        <w:rPr>
-          <w:color w:val="000000" w:themeColor="text1"/>
-        </w:rPr>
-      </w:pPr>
       <w:r>
         <w:rPr>
           <w:b/>
@@ -588,7 +576,7 @@
         <w:rPr>
           <w:color w:val="000000" w:themeColor="text1"/>
         </w:rPr>
-        <w:t xml:space="preserve"> Instead, this variable is used to provide “dramatic effect” for TV broadcasts, rather than as a performance metric. </w:t>
+        <w:t xml:space="preserve"> Instead, this variable is used to provide “dramatic effect” for TV broadcasts, rather than as a performance metric.</w:t>
       </w:r>
     </w:p>
     <w:p>
@@ -611,23 +599,7 @@
           <w:iCs/>
           <w:color w:val="000000" w:themeColor="text1"/>
         </w:rPr>
-        <w:t>“</w:t>
-      </w:r>
-      <w:r>
-        <w:rPr>
-          <w:i/>
-          <w:iCs/>
-          <w:color w:val="000000" w:themeColor="text1"/>
-        </w:rPr>
-        <w:t>We want to give the spectator on television the feeling of stress,” said World Archery secretary general Tom Dielen early this week in Japan.</w:t>
-      </w:r>
-      <w:r>
-        <w:rPr>
-          <w:i/>
-          <w:iCs/>
-          <w:color w:val="000000" w:themeColor="text1"/>
-        </w:rPr>
-        <w:t>”</w:t>
+        <w:t>“We want to give the spectator on television the feeling of stress,” said World Archery secretary general Tom Dielen early this week in Japan.”</w:t>
       </w:r>
       <w:r>
         <w:rPr>
@@ -638,6 +610,7 @@
     </w:p>
     <w:p>
       <w:pPr>
+        <w:jc w:val="center"/>
         <w:rPr>
           <w:color w:val="000000" w:themeColor="text1"/>
         </w:rPr>
@@ -653,25 +626,7 @@
         <w:rPr>
           <w:color w:val="000000" w:themeColor="text1"/>
         </w:rPr>
-        <w:t>During the 2021 Tokyo Olympics, World Archery debuted the heart rate graphics [4], using</w:t>
-      </w:r>
-      <w:r>
-        <w:rPr>
-          <w:color w:val="000000" w:themeColor="text1"/>
-        </w:rPr>
-        <w:t xml:space="preserve"> high-frame-rate</w:t>
-      </w:r>
-      <w:r>
-        <w:rPr>
-          <w:color w:val="000000" w:themeColor="text1"/>
-        </w:rPr>
-        <w:t xml:space="preserve"> cameras to identify</w:t>
-      </w:r>
-      <w:r>
-        <w:rPr>
-          <w:color w:val="000000" w:themeColor="text1"/>
-        </w:rPr>
-        <w:t xml:space="preserve"> changes in the shape and colour of the athlete’s face to determine how fast their heart is beating.</w:t>
+        <w:t>During the 2021 Tokyo Olympics, World Archery debuted the heart rate graphics [4], using high-frame-rate cameras to identify changes in the shape and colour of the athlete’s face to determine how fast their heart is beating.</w:t>
       </w:r>
     </w:p>
     <w:tbl>
@@ -795,213 +750,533 @@
           <w:iCs/>
           <w:color w:val="000000" w:themeColor="text1"/>
         </w:rPr>
-        <w:t>“</w:t>
-      </w:r>
-      <w:r>
+        <w:t>“London 2012 Olympic Champion Oh Jin Hyek had one of the lowest heart rates of any archer to enter the arena through his first match in Tokyo, averaging in the cool mid-80s.</w:t>
+      </w:r>
+    </w:p>
+    <w:p>
+      <w:pPr>
+        <w:jc w:val="center"/>
         <w:rPr>
           <w:i/>
           <w:iCs/>
           <w:color w:val="000000" w:themeColor="text1"/>
         </w:rPr>
-        <w:t>London 2012 Olympic Champion Oh Jin Hyek had one of the lowest heart rates of any archer to enter the arena through his first match in Tokyo, averaging in the cool mid-80s.</w:t>
-      </w:r>
-    </w:p>
-    <w:p>
-      <w:pPr>
-        <w:jc w:val="center"/>
+      </w:pPr>
+      <w:r>
         <w:rPr>
           <w:i/>
           <w:iCs/>
           <w:color w:val="000000" w:themeColor="text1"/>
         </w:rPr>
-      </w:pPr>
+        <w:t>But during his shoot-off arrow against India's Atanu Das in the second round, which would ultimately eliminate Oh from the competition, it peaked at 143 beats per minute.”</w:t>
+      </w:r>
       <w:r>
         <w:rPr>
           <w:i/>
           <w:iCs/>
           <w:color w:val="000000" w:themeColor="text1"/>
         </w:rPr>
-        <w:t>But during his shoot-off arrow against India's Atanu Das in the second round, which would ultimately eliminate Oh from the competition, it peaked at 143 beats per minute.</w:t>
-      </w:r>
-      <w:r>
+        <w:t xml:space="preserve"> [4]</w:t>
+      </w:r>
+    </w:p>
+    <w:p>
+      <w:pPr>
+        <w:jc w:val="center"/>
         <w:rPr>
           <w:i/>
           <w:iCs/>
           <w:color w:val="000000" w:themeColor="text1"/>
         </w:rPr>
-        <w:t>”</w:t>
+      </w:pPr>
+    </w:p>
+    <w:p>
+      <w:pPr>
+        <w:rPr>
+          <w:color w:val="000000" w:themeColor="text1"/>
+        </w:rPr>
+      </w:pPr>
+      <w:r>
+        <w:rPr>
+          <w:color w:val="000000" w:themeColor="text1"/>
+        </w:rPr>
+        <w:t>Athletes were given the choice as to whether or not their heart rates were measured and displayed on the broadcast during their matches, but the metrics were not displayed at the live venue to avoid influencing other variables such as the athletes stress-level.</w:t>
+      </w:r>
+    </w:p>
+    <w:p>
+      <w:pPr>
+        <w:pStyle w:val="Subsectionheading"/>
+      </w:pPr>
+      <w:r>
+        <w:t>Visualisations in Other Shooting Sports</w:t>
+      </w:r>
+    </w:p>
+    <w:p>
+      <w:pPr>
+        <w:rPr>
+          <w:b/>
+          <w:bCs/>
+        </w:rPr>
+      </w:pPr>
+      <w:r>
+        <w:rPr>
+          <w:b/>
+          <w:bCs/>
+        </w:rPr>
+        <w:t>Stability Traces:</w:t>
+      </w:r>
+      <w:r>
+        <w:t xml:space="preserve"> </w:t>
+      </w:r>
+      <w:r>
+        <w:t>In r</w:t>
+      </w:r>
+      <w:r>
+        <w:t>ifle</w:t>
+      </w:r>
+      <w:r>
+        <w:t xml:space="preserve"> shooting</w:t>
+      </w:r>
+      <w:r>
+        <w:t xml:space="preserve">, they use a trace of the barrels movement overlayed on the target. This </w:t>
+      </w:r>
+      <w:r>
+        <w:t>visualises</w:t>
+      </w:r>
+      <w:r>
+        <w:t xml:space="preserve"> two of Shneidermann’s data types, detailing the</w:t>
+      </w:r>
+      <w:r>
+        <w:t xml:space="preserve"> </w:t>
       </w:r>
       <w:r>
         <w:rPr>
           <w:i/>
           <w:iCs/>
-          <w:color w:val="000000" w:themeColor="text1"/>
-        </w:rPr>
-        <w:t xml:space="preserve"> [4]</w:t>
+        </w:rPr>
+        <w:t>temporal</w:t>
+      </w:r>
+      <w:r>
+        <w:t xml:space="preserve"> and </w:t>
+      </w:r>
+      <w:r>
+        <w:rPr>
+          <w:i/>
+          <w:iCs/>
+        </w:rPr>
+        <w:t>multi-dimensional</w:t>
+      </w:r>
+      <w:r>
+        <w:t xml:space="preserve"> aspects </w:t>
+      </w:r>
+      <w:r>
+        <w:t>of the shot process</w:t>
+      </w:r>
+      <w:r>
+        <w:t xml:space="preserve"> to </w:t>
+      </w:r>
+      <w:r>
+        <w:t>showcas</w:t>
+      </w:r>
+      <w:r>
+        <w:t>e</w:t>
+      </w:r>
+      <w:r>
+        <w:t xml:space="preserve"> the aiming, firing and follow through phases of the shot process. Like with the archery visualisation, there is little to no </w:t>
+      </w:r>
+      <w:r>
+        <w:rPr>
+          <w:i/>
+          <w:iCs/>
+        </w:rPr>
+        <w:t>relation</w:t>
+      </w:r>
+      <w:r>
+        <w:t xml:space="preserve"> [1]</w:t>
+      </w:r>
+      <w:r>
+        <w:t xml:space="preserve"> to external variables</w:t>
+      </w:r>
+      <w:r>
+        <w:t>,</w:t>
+      </w:r>
+      <w:r>
+        <w:t xml:space="preserve"> such as </w:t>
+      </w:r>
+      <w:r>
+        <w:t xml:space="preserve">the stress level or </w:t>
+      </w:r>
+      <w:r>
+        <w:t>wind rate</w:t>
+      </w:r>
+      <w:r>
+        <w:t xml:space="preserve">, both of which may have an influence on </w:t>
+      </w:r>
+      <w:r>
+        <w:t>an athletes holding pattern</w:t>
+      </w:r>
+      <w:r>
+        <w:t>.</w:t>
+      </w:r>
+      <w:r>
+        <w:t xml:space="preserve"> It provides an </w:t>
+      </w:r>
+      <w:r>
+        <w:rPr>
+          <w:i/>
+          <w:iCs/>
+        </w:rPr>
+        <w:t>overview</w:t>
+      </w:r>
+      <w:r>
+        <w:t xml:space="preserve"> [1] of the athletes stability, which is missing from the 2D Heatmap clusters which instead focus purely on outcome.</w:t>
       </w:r>
     </w:p>
     <w:p>
       <w:pPr>
-        <w:jc w:val="center"/>
+        <w:pStyle w:val="Subsectionheading"/>
+      </w:pPr>
+      <w:r>
+        <w:t>Visualisation in Cricket and Tennis</w:t>
+      </w:r>
+    </w:p>
+    <w:p>
+      <w:r>
+        <w:t xml:space="preserve">The </w:t>
+      </w:r>
+      <w:r>
+        <w:t>Hawk-Eye system</w:t>
+      </w:r>
+      <w:r>
+        <w:t xml:space="preserve"> [2]</w:t>
+      </w:r>
+      <w:r>
+        <w:t xml:space="preserve"> is used to provide real-time data visualisations</w:t>
+      </w:r>
+      <w:r>
+        <w:t xml:space="preserve"> by using multi-camera triangulation to track objects in 3-Dimensional (X, Y, Z) space. A core feature of this system is </w:t>
+      </w:r>
+      <w:proofErr w:type="spellStart"/>
+      <w:r>
+        <w:t>it’s</w:t>
+      </w:r>
+      <w:proofErr w:type="spellEnd"/>
+      <w:r>
+        <w:t xml:space="preserve"> ability to use ballistics calculations to predict a trajectory and render a “ghost” path, providing “</w:t>
+      </w:r>
+      <w:r>
         <w:rPr>
           <w:i/>
           <w:iCs/>
-          <w:color w:val="000000" w:themeColor="text1"/>
-        </w:rPr>
-      </w:pPr>
+        </w:rPr>
+        <w:t>Details on Demand” [1].</w:t>
+      </w:r>
     </w:p>
     <w:p>
-      <w:pPr>
-        <w:rPr>
-          <w:color w:val="000000" w:themeColor="text1"/>
-        </w:rPr>
-      </w:pPr>
-      <w:r>
-        <w:rPr>
-          <w:color w:val="000000" w:themeColor="text1"/>
-        </w:rPr>
-        <w:t>Athletes were given the choice as to whether or not their heart rates were measured and displayed on the broadcast during their matches, but the metrics were not displayed at the live venue to avoid influencing other variables such as the athletes stress-level.</w:t>
+      <w:r>
+        <w:t xml:space="preserve">The Hawk-Eye Biomechanics system [3] shifts from tracking objects to tracking human movements, </w:t>
+      </w:r>
+      <w:r>
+        <w:rPr>
+          <w:i/>
+          <w:iCs/>
+        </w:rPr>
+        <w:t>relating</w:t>
+      </w:r>
+      <w:r>
+        <w:t xml:space="preserve"> [1] the kinematic chain of the athletes movements to the resulting output, such as the ball-speed or trajectory.</w:t>
       </w:r>
     </w:p>
     <w:p>
       <w:pPr>
-        <w:pStyle w:val="Subsectionheading"/>
-      </w:pPr>
-      <w:r>
-        <w:t>Visualisations in Other Shooting Sports</w:t>
+        <w:pStyle w:val="Sectionheading"/>
+      </w:pPr>
+      <w:r>
+        <w:t>Identification of Gaps</w:t>
       </w:r>
     </w:p>
     <w:p>
-      <w:pPr>
+      <w:r>
+        <w:t xml:space="preserve">By comparing the </w:t>
+      </w:r>
+      <w:r>
+        <w:t xml:space="preserve">limitations and gaps </w:t>
+      </w:r>
+      <w:r>
+        <w:t>identified with archery visualisation methods with the current visualisation methods used by the sports researched, the following improvements could be implemented:</w:t>
+      </w:r>
+    </w:p>
+    <w:p>
+      <w:pPr>
+        <w:pStyle w:val="Subsectionheading"/>
+      </w:pPr>
+      <w:r>
+        <w:t xml:space="preserve">Biometric-Kinematics Relation </w:t>
+      </w:r>
+    </w:p>
+    <w:p>
+      <w:r>
+        <w:t xml:space="preserve">Physiological data like heart rate is used as an isolated variable used only for dramatic effect during the broadcast, with a failure to </w:t>
+      </w:r>
+      <w:r>
+        <w:rPr>
+          <w:i/>
+          <w:iCs/>
+        </w:rPr>
+        <w:t>relate</w:t>
+      </w:r>
+      <w:r>
+        <w:t xml:space="preserve"> [1] this data to physical</w:t>
+      </w:r>
+      <w:r>
+        <w:t xml:space="preserve"> state at the moment of release</w:t>
+      </w:r>
+      <w:r>
+        <w:t>.</w:t>
+      </w:r>
+      <w:r>
+        <w:t xml:space="preserve"> Using the </w:t>
+      </w:r>
+      <w:r>
         <w:rPr>
           <w:b/>
           <w:bCs/>
         </w:rPr>
-      </w:pPr>
+        <w:t>heart_rate</w:t>
+      </w:r>
+      <w:r>
+        <w:t xml:space="preserve"> and </w:t>
+      </w:r>
       <w:r>
         <w:rPr>
           <w:b/>
           <w:bCs/>
         </w:rPr>
-        <w:t>Stability Traces:</w:t>
-      </w:r>
-      <w:r>
-        <w:t xml:space="preserve"> </w:t>
-      </w:r>
-      <w:r>
-        <w:t>In r</w:t>
-      </w:r>
-      <w:r>
-        <w:t>ifle</w:t>
-      </w:r>
-      <w:r>
-        <w:t xml:space="preserve"> shooting</w:t>
-      </w:r>
-      <w:r>
-        <w:t xml:space="preserve">, they use a trace of the barrels movement overlayed on the target. This </w:t>
-      </w:r>
-      <w:r>
-        <w:t>visualises</w:t>
-      </w:r>
-      <w:r>
-        <w:t xml:space="preserve"> two of </w:t>
-      </w:r>
-      <w:r>
-        <w:t>Shneidermann’s data</w:t>
-      </w:r>
-      <w:r>
-        <w:t xml:space="preserve"> </w:t>
-      </w:r>
-      <w:r>
-        <w:t>types</w:t>
-      </w:r>
-      <w:r>
-        <w:t>, detailing the</w:t>
-      </w:r>
-      <w:r>
-        <w:t xml:space="preserve"> </w:t>
+        <w:t xml:space="preserve">stress_level </w:t>
+      </w:r>
+      <w:r>
+        <w:t>variables</w:t>
+      </w:r>
+      <w:r>
+        <w:t>, I c</w:t>
+      </w:r>
+      <w:r>
+        <w:t>ould</w:t>
+      </w:r>
+      <w:r>
+        <w:t xml:space="preserve"> map an archers physiological state with their physical output state. This provides a snapshot, allowing the identification of correlations, for example demonstrating that a specific </w:t>
+      </w:r>
+      <w:r>
+        <w:rPr>
+          <w:b/>
+          <w:bCs/>
+        </w:rPr>
+        <w:t>posture</w:t>
+      </w:r>
+      <w:r>
+        <w:rPr>
+          <w:b/>
+          <w:bCs/>
+        </w:rPr>
+        <w:t>_error</w:t>
+      </w:r>
+      <w:r>
+        <w:t xml:space="preserve"> was </w:t>
+      </w:r>
+      <w:r>
+        <w:t xml:space="preserve">coincident with a higher </w:t>
+      </w:r>
+      <w:r>
+        <w:rPr>
+          <w:b/>
+          <w:bCs/>
+        </w:rPr>
+        <w:t>stress_level</w:t>
+      </w:r>
+      <w:r>
+        <w:t xml:space="preserve"> or </w:t>
+      </w:r>
+      <w:r>
+        <w:rPr>
+          <w:b/>
+          <w:bCs/>
+        </w:rPr>
+        <w:t>heart_rate</w:t>
+      </w:r>
+      <w:r>
+        <w:t xml:space="preserve"> value.</w:t>
+      </w:r>
+    </w:p>
+    <w:p>
+      <w:pPr>
+        <w:pStyle w:val="Subsectionheading"/>
+      </w:pPr>
+      <w:r>
+        <w:t>Environmental-Error Relation</w:t>
+      </w:r>
+    </w:p>
+    <w:p>
+      <w:r>
+        <w:t xml:space="preserve">Arrow trajectory “tracers” render historical data, showing </w:t>
       </w:r>
       <w:r>
         <w:rPr>
           <w:i/>
           <w:iCs/>
         </w:rPr>
-        <w:t>temporal</w:t>
-      </w:r>
-      <w:r>
-        <w:t xml:space="preserve"> and </w:t>
+        <w:t>where</w:t>
+      </w:r>
+      <w:r>
+        <w:t xml:space="preserve"> an arrow was located but not </w:t>
       </w:r>
       <w:r>
         <w:rPr>
           <w:i/>
           <w:iCs/>
         </w:rPr>
-        <w:t>multi-dimensional</w:t>
-      </w:r>
-      <w:r>
-        <w:t xml:space="preserve"> aspects </w:t>
-      </w:r>
-      <w:r>
-        <w:t>of the shot process</w:t>
-      </w:r>
-      <w:r>
-        <w:t xml:space="preserve"> to </w:t>
-      </w:r>
-      <w:r>
-        <w:t>showcas</w:t>
-      </w:r>
-      <w:r>
-        <w:t>e</w:t>
-      </w:r>
-      <w:r>
-        <w:t xml:space="preserve"> the aiming, firing and follow through phases of the shot process. Like with the archery visualisation, there is little to no </w:t>
+        <w:t>why</w:t>
+      </w:r>
+      <w:r>
+        <w:t xml:space="preserve"> it followed that path.</w:t>
+      </w:r>
+      <w:r>
+        <w:t xml:space="preserve"> I could map </w:t>
+      </w:r>
+      <w:r>
+        <w:rPr>
+          <w:b/>
+          <w:bCs/>
+        </w:rPr>
+        <w:t>wind_speed</w:t>
+      </w:r>
+      <w:r>
+        <w:t xml:space="preserve"> against </w:t>
+      </w:r>
+      <w:r>
+        <w:rPr>
+          <w:b/>
+          <w:bCs/>
+        </w:rPr>
+        <w:t>bow_angle_error</w:t>
+      </w:r>
+      <w:r>
+        <w:t xml:space="preserve"> and </w:t>
+      </w:r>
+      <w:r>
+        <w:rPr>
+          <w:b/>
+          <w:bCs/>
+        </w:rPr>
+        <w:t>posture_error</w:t>
+      </w:r>
+      <w:r>
+        <w:t xml:space="preserve"> to visualise a predicted “impact zone”, providing “</w:t>
       </w:r>
       <w:r>
         <w:rPr>
           <w:i/>
           <w:iCs/>
         </w:rPr>
-        <w:t>relation</w:t>
-      </w:r>
-      <w:r>
-        <w:t xml:space="preserve"> [1]</w:t>
-      </w:r>
-      <w:r>
-        <w:t xml:space="preserve"> to external variables</w:t>
-      </w:r>
-      <w:r>
-        <w:t>,</w:t>
-      </w:r>
-      <w:r>
-        <w:t xml:space="preserve"> such as </w:t>
-      </w:r>
-      <w:r>
-        <w:t xml:space="preserve">the stress level or </w:t>
-      </w:r>
-      <w:r>
-        <w:t>wind rate</w:t>
-      </w:r>
-      <w:r>
-        <w:t xml:space="preserve">, both of which may have an influence on </w:t>
-      </w:r>
-      <w:r>
-        <w:t>an athletes holding pattern</w:t>
-      </w:r>
-      <w:r>
-        <w:t>.</w:t>
-      </w:r>
-      <w:r>
-        <w:t xml:space="preserve"> It provides an </w:t>
+        <w:t>Detail on Demand”</w:t>
+      </w:r>
+      <w:r>
+        <w:t xml:space="preserve"> [1]. This could be used to compare the impact on </w:t>
+      </w:r>
+      <w:r>
+        <w:rPr>
+          <w:b/>
+          <w:bCs/>
+        </w:rPr>
+        <w:t>score</w:t>
+      </w:r>
+      <w:r>
+        <w:t xml:space="preserve"> from external environmental factors with the impact derived from the archers physical form.</w:t>
+      </w:r>
+    </w:p>
+    <w:p>
+      <w:pPr>
+        <w:pStyle w:val="Subsectionheading"/>
+      </w:pPr>
+      <w:r>
+        <w:t>Fatigue Stability Plot</w:t>
+      </w:r>
+    </w:p>
+    <w:p>
+      <w:pPr>
+        <w:rPr>
+          <w:b/>
+          <w:bCs/>
+          <w:vertAlign w:val="subscript"/>
+        </w:rPr>
+      </w:pPr>
+      <w:r>
+        <w:t xml:space="preserve">A scatter plot with regression line/curve mapping the </w:t>
+      </w:r>
+      <w:r>
+        <w:rPr>
+          <w:b/>
+          <w:bCs/>
+        </w:rPr>
+        <w:t>aim_time_sec</w:t>
+      </w:r>
+      <w:r>
+        <w:t xml:space="preserve"> feature against </w:t>
+      </w:r>
+      <w:r>
+        <w:rPr>
+          <w:b/>
+          <w:bCs/>
+        </w:rPr>
+        <w:t>score</w:t>
+      </w:r>
+      <w:r>
+        <w:t xml:space="preserve">, colour mapped with </w:t>
+      </w:r>
+      <w:r>
+        <w:rPr>
+          <w:b/>
+          <w:bCs/>
+        </w:rPr>
+        <w:t>movement_magnitude</w:t>
+      </w:r>
+      <w:r>
+        <w:t xml:space="preserve"> bins. This would allow the archer to visualise whether they are “overholding” during their aiming phase. This provides an </w:t>
       </w:r>
       <w:r>
         <w:rPr>
           <w:i/>
           <w:iCs/>
         </w:rPr>
-        <w:t>overview</w:t>
-      </w:r>
-      <w:r>
-        <w:t xml:space="preserve"> [1] of the athletes stability, which is missing from the 2D Heatmap clusters which instead focus purely on outcome.</w:t>
+        <w:t xml:space="preserve">overview </w:t>
+      </w:r>
+      <w:r>
+        <w:t>of all shots, but the archer can focus on a single data point to “</w:t>
+      </w:r>
+      <w:r>
+        <w:rPr>
+          <w:i/>
+          <w:iCs/>
+        </w:rPr>
+        <w:t>zoom and filter”</w:t>
+      </w:r>
+      <w:r>
+        <w:t>, receiving additional “</w:t>
+      </w:r>
+      <w:r>
+        <w:rPr>
+          <w:i/>
+          <w:iCs/>
+        </w:rPr>
+        <w:t>Detail</w:t>
+      </w:r>
+      <w:r>
+        <w:rPr>
+          <w:i/>
+          <w:iCs/>
+        </w:rPr>
+        <w:t xml:space="preserve"> on demand</w:t>
+      </w:r>
+      <w:r>
+        <w:t>”.</w:t>
       </w:r>
     </w:p>
     <w:p>
@@ -1009,349 +1284,312 @@
         <w:pStyle w:val="Subsectionheading"/>
       </w:pPr>
       <w:r>
-        <w:t>Visualisation in Cricket and Tennis</w:t>
+        <w:t>Stability Consistency Plot</w:t>
       </w:r>
     </w:p>
     <w:p>
       <w:r>
-        <w:t xml:space="preserve">The </w:t>
-      </w:r>
-      <w:r>
-        <w:t>Hawk-Eye system</w:t>
+        <w:t xml:space="preserve">By mapping </w:t>
+      </w:r>
+      <w:r>
+        <w:rPr>
+          <w:b/>
+          <w:bCs/>
+        </w:rPr>
+        <w:t>movement_x</w:t>
+      </w:r>
+      <w:r>
+        <w:t xml:space="preserve"> and </w:t>
+      </w:r>
+      <w:r>
+        <w:rPr>
+          <w:b/>
+          <w:bCs/>
+        </w:rPr>
+        <w:t xml:space="preserve">movement_y </w:t>
+      </w:r>
+      <w:r>
+        <w:t>across</w:t>
+      </w:r>
+      <w:r>
+        <w:t xml:space="preserve"> 10,000 rows, I can visualise the archers stability across a large range of shots.</w:t>
       </w:r>
       <w:r>
         <w:t xml:space="preserve"> </w:t>
-      </w:r>
-      <w:r>
-        <w:t>[2]</w:t>
-      </w:r>
-      <w:r>
-        <w:t xml:space="preserve"> is used to provide real-time data visualisations</w:t>
-      </w:r>
-      <w:r>
-        <w:t xml:space="preserve"> by using multi-camera triangulation to track objects in 3-Dimensional </w:t>
-      </w:r>
-      <w:r>
-        <w:t>(X, Y, Z)</w:t>
-      </w:r>
-      <w:r>
-        <w:t xml:space="preserve"> space. A core feature of this system is it’s ability to use ballistics calculations to predict a trajectory and render a “ghost” path, providing “</w:t>
       </w:r>
       <w:r>
         <w:rPr>
           <w:i/>
           <w:iCs/>
         </w:rPr>
-        <w:t>Details on Demand” [1].</w:t>
+        <w:t>F</w:t>
+      </w:r>
+      <w:r>
+        <w:rPr>
+          <w:i/>
+          <w:iCs/>
+        </w:rPr>
+        <w:t>iltering</w:t>
+      </w:r>
+      <w:r>
+        <w:t xml:space="preserve"> [1] the data across features </w:t>
+      </w:r>
+      <w:r>
+        <w:rPr>
+          <w:b/>
+          <w:bCs/>
+        </w:rPr>
+        <w:t>experience_years</w:t>
+      </w:r>
+      <w:r>
+        <w:t xml:space="preserve"> or </w:t>
+      </w:r>
+      <w:r>
+        <w:rPr>
+          <w:b/>
+          <w:bCs/>
+        </w:rPr>
+        <w:t xml:space="preserve"> skill_level</w:t>
+      </w:r>
+      <w:r>
+        <w:t xml:space="preserve"> will provide a comparison of the tightness of groups between beginners and </w:t>
+      </w:r>
+      <w:r>
+        <w:lastRenderedPageBreak/>
+        <w:t xml:space="preserve">skilled archers. Variable importance could be carried out to evaluate the impact of each feature on the final </w:t>
+      </w:r>
+      <w:r>
+        <w:rPr>
+          <w:b/>
+          <w:bCs/>
+        </w:rPr>
+        <w:t>score</w:t>
+      </w:r>
+      <w:r>
+        <w:t xml:space="preserve"> result.</w:t>
       </w:r>
     </w:p>
     <w:p>
-      <w:r>
-        <w:t xml:space="preserve">The Hawk-Eye Biomechanics system [3] shifts from tracking objects to tracking human movements, </w:t>
+      <w:pPr>
+        <w:pStyle w:val="Subsectionheading"/>
+      </w:pPr>
+      <w:r>
+        <w:t>Form Alignment Radar</w:t>
+      </w:r>
+    </w:p>
+    <w:p>
+      <w:r>
+        <w:t xml:space="preserve">This plot will allow the </w:t>
       </w:r>
       <w:r>
         <w:rPr>
           <w:i/>
           <w:iCs/>
         </w:rPr>
-        <w:t>relating</w:t>
-      </w:r>
-      <w:r>
-        <w:t xml:space="preserve"> [1] the kinematic chain of the athletes movements to the resulting output, such as the ball-speed or trajectory.</w:t>
+        <w:t>relation</w:t>
+      </w:r>
+      <w:r>
+        <w:t xml:space="preserve"> between posture and result to be visualised through a multi-variate comparison showcasing the archers “ideal” versus “actual” form. This should be a radar plot of </w:t>
+      </w:r>
+      <w:r>
+        <w:rPr>
+          <w:b/>
+          <w:bCs/>
+        </w:rPr>
+        <w:t>shoulder_angle</w:t>
+      </w:r>
+      <w:r>
+        <w:t xml:space="preserve">, </w:t>
+      </w:r>
+      <w:r>
+        <w:rPr>
+          <w:b/>
+          <w:bCs/>
+        </w:rPr>
+        <w:t>elbow_angle</w:t>
+      </w:r>
+      <w:r>
+        <w:t>,</w:t>
+      </w:r>
+      <w:r>
+        <w:rPr>
+          <w:b/>
+          <w:bCs/>
+        </w:rPr>
+        <w:t xml:space="preserve"> spine_tilt</w:t>
+      </w:r>
+      <w:r>
+        <w:t xml:space="preserve"> and </w:t>
+      </w:r>
+      <w:r>
+        <w:rPr>
+          <w:b/>
+          <w:bCs/>
+        </w:rPr>
+        <w:t>posture_error</w:t>
+      </w:r>
+      <w:r>
+        <w:t xml:space="preserve">, with an overlay showing the archers “ideal” form which presents an aggregation of the archers highest performing shots, by </w:t>
+      </w:r>
+      <w:r>
+        <w:rPr>
+          <w:b/>
+          <w:bCs/>
+        </w:rPr>
+        <w:t>score</w:t>
+      </w:r>
+      <w:r>
+        <w:t xml:space="preserve"> or </w:t>
+      </w:r>
+      <w:r>
+        <w:rPr>
+          <w:b/>
+          <w:bCs/>
+        </w:rPr>
+        <w:t>performance_class</w:t>
+      </w:r>
+      <w:r>
+        <w:t xml:space="preserve">. This plot could be </w:t>
+      </w:r>
+      <w:r>
+        <w:rPr>
+          <w:i/>
+          <w:iCs/>
+        </w:rPr>
+        <w:t>filterable</w:t>
+      </w:r>
+      <w:r>
+        <w:t xml:space="preserve"> by </w:t>
+      </w:r>
+      <w:r>
+        <w:rPr>
+          <w:b/>
+          <w:bCs/>
+        </w:rPr>
+        <w:t xml:space="preserve">experience_years </w:t>
+      </w:r>
+      <w:r>
+        <w:t xml:space="preserve">or </w:t>
+      </w:r>
+      <w:r>
+        <w:rPr>
+          <w:b/>
+          <w:bCs/>
+        </w:rPr>
+        <w:t>skill_level</w:t>
+      </w:r>
+      <w:r>
+        <w:t xml:space="preserve"> to demonstrate how a more skilled</w:t>
+      </w:r>
+      <w:r>
+        <w:t xml:space="preserve"> athletes</w:t>
+      </w:r>
+      <w:r>
+        <w:t xml:space="preserve"> radar area is </w:t>
+      </w:r>
+      <w:r>
+        <w:t>“tighter”</w:t>
+      </w:r>
+      <w:r>
+        <w:t xml:space="preserve">, representing a higher level of consistency, compared to a lower skilled archer. </w:t>
       </w:r>
     </w:p>
     <w:p>
       <w:pPr>
-        <w:pStyle w:val="Sectionheading"/>
-      </w:pPr>
-      <w:r>
-        <w:t>Identification of Gaps</w:t>
+        <w:pStyle w:val="Subsectionheading"/>
+      </w:pPr>
+      <w:r>
+        <w:t>Relative Performance Comparison</w:t>
       </w:r>
     </w:p>
     <w:p>
       <w:r>
-        <w:t xml:space="preserve">By comparing the </w:t>
-      </w:r>
-      <w:r>
-        <w:t xml:space="preserve">limitations and gaps </w:t>
-      </w:r>
-      <w:r>
-        <w:t>identified with archery visualisation methods with the current visualisation methods used by the sports researched, the following improvements could be implemented:</w:t>
+        <w:t xml:space="preserve">The current state-of-the-art visualisations don’t display how an archer is performing compared to their baseline skill level in real time. Instead, they focus on isolated score values with no context to relate them to data-driven expectations. When linked with other measured features, this insight could be used to identify the magnitude of impact that environmental factors like </w:t>
+      </w:r>
+      <w:r>
+        <w:rPr>
+          <w:b/>
+          <w:bCs/>
+        </w:rPr>
+        <w:t>wind_speed</w:t>
+      </w:r>
+      <w:r>
+        <w:t xml:space="preserve"> or psychological factors like the level of competition (which could be indicative of </w:t>
+      </w:r>
+      <w:r>
+        <w:rPr>
+          <w:b/>
+          <w:bCs/>
+        </w:rPr>
+        <w:t>stress_level</w:t>
+      </w:r>
+      <w:r>
+        <w:t>)</w:t>
+      </w:r>
+      <w:r>
+        <w:rPr>
+          <w:b/>
+          <w:bCs/>
+        </w:rPr>
+        <w:t xml:space="preserve"> </w:t>
+      </w:r>
+      <w:r>
+        <w:t>are having on the result of the archers performance.</w:t>
       </w:r>
     </w:p>
     <w:p>
-      <w:pPr>
-        <w:pStyle w:val="Subsectionheading"/>
-      </w:pPr>
-      <w:r>
-        <w:t xml:space="preserve">Biometric-Kinematics Relation </w:t>
+      <w:r>
+        <w:t xml:space="preserve">The first stage for this implementation would be to provide a boxplot displaying the performance delta, comparing </w:t>
+      </w:r>
+      <w:r>
+        <w:rPr>
+          <w:b/>
+          <w:bCs/>
+        </w:rPr>
+        <w:t>score</w:t>
+      </w:r>
+      <w:r>
+        <w:t xml:space="preserve"> with the expected result for each or binned </w:t>
+      </w:r>
+      <w:r>
+        <w:rPr>
+          <w:b/>
+          <w:bCs/>
+        </w:rPr>
+        <w:t>skill_level</w:t>
+      </w:r>
+      <w:r>
+        <w:t xml:space="preserve"> values. This graph provides the evidence to be used in the later evaluation and making sure that the information derived from the data is explainable. After this, a bullet bar chart would compare the actual and predicted score for an individual shot record. By translating the information from the box plot to a single </w:t>
+      </w:r>
+      <w:r>
+        <w:t xml:space="preserve">performance delta bar indicator, the base data is abstracted away from the main graphic to reduce the cognitive load: the boxplot provides the </w:t>
+      </w:r>
+      <w:r>
+        <w:rPr>
+          <w:i/>
+          <w:iCs/>
+        </w:rPr>
+        <w:t>overview</w:t>
+      </w:r>
+      <w:r>
+        <w:t xml:space="preserve"> of all archers data whilst the bar chart provides the </w:t>
+      </w:r>
+      <w:r>
+        <w:rPr>
+          <w:i/>
+          <w:iCs/>
+        </w:rPr>
+        <w:t>Details on Demand</w:t>
+      </w:r>
+      <w:r>
+        <w:t>.</w:t>
       </w:r>
     </w:p>
     <w:p>
-      <w:r>
-        <w:t xml:space="preserve">Physiological data like heart rate is used as an isolated variable used only for dramatic effect during the broadcast, with a failure to </w:t>
-      </w:r>
-      <w:r>
-        <w:rPr>
-          <w:i/>
-          <w:iCs/>
-        </w:rPr>
-        <w:t>relate</w:t>
-      </w:r>
-      <w:r>
-        <w:t xml:space="preserve"> [1] this data to physical</w:t>
-      </w:r>
-      <w:r>
-        <w:t xml:space="preserve"> state at the moment of release</w:t>
-      </w:r>
-      <w:r>
-        <w:t>.</w:t>
-      </w:r>
-      <w:r>
-        <w:t xml:space="preserve"> Using the </w:t>
-      </w:r>
-      <w:r>
-        <w:rPr>
-          <w:b/>
-          <w:bCs/>
-        </w:rPr>
-        <w:t>heart_rate</w:t>
-      </w:r>
-      <w:r>
-        <w:t xml:space="preserve"> and </w:t>
-      </w:r>
-      <w:r>
-        <w:rPr>
-          <w:b/>
-          <w:bCs/>
-        </w:rPr>
-        <w:t xml:space="preserve">stress_level </w:t>
-      </w:r>
-      <w:r>
-        <w:t>variables</w:t>
-      </w:r>
-      <w:r>
-        <w:t xml:space="preserve">, I can map an archers physiological state with their physical output state. This provides a snapshot, allowing the identification of correlations, for example demonstrating that a specific </w:t>
-      </w:r>
-      <w:r>
-        <w:rPr>
-          <w:b/>
-          <w:bCs/>
-        </w:rPr>
-        <w:t>posture</w:t>
-      </w:r>
-      <w:r>
-        <w:rPr>
-          <w:b/>
-          <w:bCs/>
-        </w:rPr>
-        <w:t>_error</w:t>
-      </w:r>
-      <w:r>
-        <w:t xml:space="preserve"> was </w:t>
-      </w:r>
-      <w:r>
-        <w:t xml:space="preserve">coincident with a higher </w:t>
-      </w:r>
-      <w:r>
-        <w:rPr>
-          <w:b/>
-          <w:bCs/>
-        </w:rPr>
-        <w:t>stress_level</w:t>
-      </w:r>
-      <w:r>
-        <w:t xml:space="preserve"> or </w:t>
-      </w:r>
-      <w:r>
-        <w:rPr>
-          <w:b/>
-          <w:bCs/>
-        </w:rPr>
-        <w:t>heart_rate</w:t>
-      </w:r>
-      <w:r>
-        <w:t xml:space="preserve"> value.</w:t>
-      </w:r>
-    </w:p>
-    <w:p>
-      <w:pPr>
-        <w:pStyle w:val="Subsectionheading"/>
-      </w:pPr>
-      <w:r>
-        <w:t>Environmental-Error Relation</w:t>
-      </w:r>
-    </w:p>
-    <w:p>
-      <w:r>
-        <w:t xml:space="preserve">Arrow trajectory “tracers” render historical data, showing </w:t>
-      </w:r>
-      <w:r>
-        <w:rPr>
-          <w:i/>
-          <w:iCs/>
-        </w:rPr>
-        <w:t>where</w:t>
-      </w:r>
-      <w:r>
-        <w:t xml:space="preserve"> an arrow was located but not </w:t>
-      </w:r>
-      <w:r>
-        <w:rPr>
-          <w:i/>
-          <w:iCs/>
-        </w:rPr>
-        <w:t>why</w:t>
-      </w:r>
-      <w:r>
-        <w:t xml:space="preserve"> it followed that path.</w:t>
-      </w:r>
-      <w:r>
-        <w:t xml:space="preserve"> I could map </w:t>
-      </w:r>
-      <w:r>
-        <w:rPr>
-          <w:b/>
-          <w:bCs/>
-        </w:rPr>
-        <w:t>wind_speed</w:t>
-      </w:r>
-      <w:r>
-        <w:t xml:space="preserve"> against </w:t>
-      </w:r>
-      <w:r>
-        <w:rPr>
-          <w:b/>
-          <w:bCs/>
-        </w:rPr>
-        <w:t>bow_angle_error</w:t>
-      </w:r>
-      <w:r>
-        <w:t xml:space="preserve"> and </w:t>
-      </w:r>
-      <w:r>
-        <w:rPr>
-          <w:b/>
-          <w:bCs/>
-        </w:rPr>
-        <w:t>posture_error</w:t>
-      </w:r>
-      <w:r>
-        <w:t xml:space="preserve"> to visualise a predicted “impact zone”, providing “</w:t>
-      </w:r>
-      <w:r>
-        <w:rPr>
-          <w:i/>
-          <w:iCs/>
-        </w:rPr>
-        <w:t>Detail on Demand”</w:t>
-      </w:r>
-      <w:r>
-        <w:t xml:space="preserve"> [1]. This could be used to compare the impact on </w:t>
-      </w:r>
-      <w:r>
-        <w:rPr>
-          <w:b/>
-          <w:bCs/>
-        </w:rPr>
-        <w:t>score</w:t>
-      </w:r>
-      <w:r>
-        <w:t xml:space="preserve"> from external environmental factors with the impact derived from the archers physical form.</w:t>
-      </w:r>
-    </w:p>
-    <w:p>
-      <w:pPr>
-        <w:pStyle w:val="Subsectionheading"/>
-      </w:pPr>
-      <w:r>
-        <w:t>Stability Consistency Plot</w:t>
-      </w:r>
-    </w:p>
-    <w:p>
-      <w:r>
-        <w:t xml:space="preserve">By mapping </w:t>
-      </w:r>
-      <w:r>
-        <w:rPr>
-          <w:b/>
-          <w:bCs/>
-        </w:rPr>
-        <w:t>movement_x</w:t>
-      </w:r>
-      <w:r>
-        <w:t xml:space="preserve"> and </w:t>
-      </w:r>
-      <w:r>
-        <w:rPr>
-          <w:b/>
-          <w:bCs/>
-        </w:rPr>
-        <w:t xml:space="preserve">movement_y </w:t>
-      </w:r>
-      <w:r>
-        <w:t>across</w:t>
-      </w:r>
-      <w:r>
-        <w:t xml:space="preserve"> 10,000 rows, I can visualise the archers stability across a large range of shots.</w:t>
-      </w:r>
-      <w:r>
-        <w:t xml:space="preserve"> </w:t>
-      </w:r>
-      <w:r>
-        <w:rPr>
-          <w:i/>
-          <w:iCs/>
-        </w:rPr>
-        <w:t>F</w:t>
-      </w:r>
-      <w:r>
-        <w:rPr>
-          <w:i/>
-          <w:iCs/>
-        </w:rPr>
-        <w:t>iltering</w:t>
-      </w:r>
-      <w:r>
-        <w:t xml:space="preserve"> [1] the data across features </w:t>
-      </w:r>
-      <w:r>
-        <w:rPr>
-          <w:b/>
-          <w:bCs/>
-        </w:rPr>
-        <w:t>experience_years</w:t>
-      </w:r>
-      <w:r>
-        <w:t xml:space="preserve"> or </w:t>
-      </w:r>
-      <w:r>
-        <w:rPr>
-          <w:b/>
-          <w:bCs/>
-        </w:rPr>
-        <w:t xml:space="preserve"> skill_level</w:t>
-      </w:r>
-      <w:r>
-        <w:t xml:space="preserve"> will provide a comparison of the tightness of groups between beginners and skilled archers. Variable importance could be carried out to evaluate the impact of each feature on the final </w:t>
-      </w:r>
-      <w:r>
-        <w:rPr>
-          <w:b/>
-          <w:bCs/>
-        </w:rPr>
-        <w:t>score</w:t>
-      </w:r>
-      <w:r>
-        <w:t xml:space="preserve"> result.</w:t>
-      </w:r>
-    </w:p>
-    <w:p>
       <w:pPr>
         <w:pStyle w:val="Sectionheading"/>
       </w:pPr>
       <w:r>
-        <w:lastRenderedPageBreak/>
         <w:t>Prototype</w:t>
       </w:r>
     </w:p>
@@ -4497,6 +4735,7 @@
   <w:style w:type="character" w:default="1" w:styleId="DefaultParagraphFont">
     <w:name w:val="Default Paragraph Font"/>
     <w:uiPriority w:val="1"/>
+    <w:semiHidden/>
     <w:unhideWhenUsed/>
   </w:style>
   <w:style w:type="table" w:default="1" w:styleId="TableNormal">
